--- a/tables/Table_S2.docx
+++ b/tables/Table_S2.docx
@@ -29,7 +29,7 @@
       </w:tblGrid>
       <w:tr>
         <w:trPr>
-          <w:trHeight w:val="455" w:hRule="auto"/>
+          <w:trHeight w:val="448" w:hRule="auto"/>
           <w:tblHeader/>
         </w:trPr>
         <w:tc>
@@ -530,7 +530,7 @@
       </w:tr>
       <w:tr>
         <w:trPr>
-          <w:trHeight w:val="422" w:hRule="auto"/>
+          <w:trHeight w:val="421" w:hRule="auto"/>
         </w:trPr>
         <w:tc>
           <w:tcPr>
@@ -1030,7 +1030,7 @@
       </w:tr>
       <w:tr>
         <w:trPr>
-          <w:trHeight w:val="422" w:hRule="auto"/>
+          <w:trHeight w:val="421" w:hRule="auto"/>
         </w:trPr>
         <w:tc>
           <w:tcPr>
